--- a/app/tz-zipsklad.docx
+++ b/app/tz-zipsklad.docx
@@ -170,7 +170,8 @@
                 <w:sz w:val="20"/>
                 <w:szCs w:val="20"/>
               </w:rPr>
-              <w:t xml:space="preserve">Pllato</w:t>
+              <w:t xml:space="preserve">ИП «STUDYSTORIES.APP»
+бренд Pllato · БИН 880607300110</w:t>
             </w:r>
           </w:p>
         </w:tc>
@@ -363,12 +364,62 @@
       <w:r>
         <w:rPr>
           <w:rFonts w:ascii="Times New Roman" w:cs="Times New Roman" w:eastAsia="Times New Roman" w:hAnsi="Times New Roman"/>
-          <w:b w:val="false"/>
-          <w:bCs w:val="false"/>
-          <w:sz w:val="21"/>
-          <w:szCs w:val="21"/>
-        </w:rPr>
-        <w:t xml:space="preserve">Архитектура закладывается с расчётом роста сети до 20–30 складов. Новый склад добавляется Заказчиком самостоятельно через админку (сетка боксов, площади, тарифы, юрлицо, реквизиты Kaspi). При росте сети на каждые ~5 складов может потребоваться профилактический рефакторинг — оплачивается по часам отдельно.</w:t>
+          <w:b/>
+          <w:bCs/>
+          <w:sz w:val="21"/>
+          <w:szCs w:val="21"/>
+        </w:rPr>
+        <w:t xml:space="preserve">Масштабирование до 50 складов.</w:t>
+      </w:r>
+      <w:r>
+        <w:rPr>
+          <w:rFonts w:ascii="Times New Roman" w:cs="Times New Roman" w:eastAsia="Times New Roman" w:hAnsi="Times New Roman"/>
+          <w:b w:val="false"/>
+          <w:bCs w:val="false"/>
+          <w:sz w:val="21"/>
+          <w:szCs w:val="21"/>
+        </w:rPr>
+        <w:t xml:space="preserve"> Архитектура рассчитана на обслуживание не менее 50 (пятидесяти) складов сети </w:t>
+      </w:r>
+      <w:r>
+        <w:rPr>
+          <w:rFonts w:ascii="Times New Roman" w:cs="Times New Roman" w:eastAsia="Times New Roman" w:hAnsi="Times New Roman"/>
+          <w:b/>
+          <w:bCs/>
+          <w:sz w:val="21"/>
+          <w:szCs w:val="21"/>
+        </w:rPr>
+        <w:t xml:space="preserve">без переработки архитектуры и без дополнительной оплаты разработки</w:t>
+      </w:r>
+      <w:r>
+        <w:rPr>
+          <w:rFonts w:ascii="Times New Roman" w:cs="Times New Roman" w:eastAsia="Times New Roman" w:hAnsi="Times New Roman"/>
+          <w:b w:val="false"/>
+          <w:bCs w:val="false"/>
+          <w:sz w:val="21"/>
+          <w:szCs w:val="21"/>
+        </w:rPr>
+        <w:t xml:space="preserve"> — это же требование зафиксировано в п. 1.7 Договора и проверяется при приёмке итогового этапа. Новый склад добавляется Заказчиком самостоятельно через админку (сетка боксов, площади, тарифы, юрлицо, реквизиты Kaspi). Рост числа складов и нагрузки покрывается </w:t>
+      </w:r>
+      <w:r>
+        <w:rPr>
+          <w:rFonts w:ascii="Times New Roman" w:cs="Times New Roman" w:eastAsia="Times New Roman" w:hAnsi="Times New Roman"/>
+          <w:b/>
+          <w:bCs/>
+          <w:sz w:val="21"/>
+          <w:szCs w:val="21"/>
+        </w:rPr>
+        <w:t xml:space="preserve">расширением ресурсов сервера</w:t>
+      </w:r>
+      <w:r>
+        <w:rPr>
+          <w:rFonts w:ascii="Times New Roman" w:cs="Times New Roman" w:eastAsia="Times New Roman" w:hAnsi="Times New Roman"/>
+          <w:b w:val="false"/>
+          <w:bCs w:val="false"/>
+          <w:sz w:val="21"/>
+          <w:szCs w:val="21"/>
+        </w:rPr>
+        <w:t xml:space="preserve"> — процессор, оперативная память, дисковое пространство и пропускная способность; объём и стоимость ресурсов определяются хостингом и относятся к расходам Заказчика по п. 4 настоящего раздела. Профилактический рефакторинг для достижения 50 складов не требуется и Заказчиком не оплачивается.</w:t>
       </w:r>
     </w:p>
     <w:p>
@@ -396,6 +447,83 @@
           <w:szCs w:val="21"/>
         </w:rPr>
         <w:t xml:space="preserve">Система развёртывается на сервере Заказчика, исходный код и документация (вики) передаются Заказчику. Ежемесячных платежей Исполнителю за пользование нет; сторонние сервисы (WhatsApp-канал ≈5 000 ₸/номер/мес, IP-телефония, хостинг, SMS) Заказчик оплачивает напрямую поставщикам.</w:t>
+      </w:r>
+    </w:p>
+    <w:p>
+      <w:pPr>
+        <w:spacing w:after="80" w:line="264"/>
+        <w:ind w:left="480" w:hanging="480"/>
+        <w:jc w:val="both"/>
+      </w:pPr>
+      <w:r>
+        <w:rPr>
+          <w:rFonts w:ascii="Times New Roman" w:cs="Times New Roman" w:eastAsia="Times New Roman" w:hAnsi="Times New Roman"/>
+          <w:b/>
+          <w:bCs/>
+          <w:sz w:val="21"/>
+          <w:szCs w:val="21"/>
+        </w:rPr>
+        <w:t xml:space="preserve">5.	</w:t>
+      </w:r>
+      <w:r>
+        <w:rPr>
+          <w:rFonts w:ascii="Times New Roman" w:cs="Times New Roman" w:eastAsia="Times New Roman" w:hAnsi="Times New Roman"/>
+          <w:b/>
+          <w:bCs/>
+          <w:sz w:val="21"/>
+          <w:szCs w:val="21"/>
+        </w:rPr>
+        <w:t xml:space="preserve">Стороны и правовой статус документа.</w:t>
+      </w:r>
+      <w:r>
+        <w:rPr>
+          <w:rFonts w:ascii="Times New Roman" w:cs="Times New Roman" w:eastAsia="Times New Roman" w:hAnsi="Times New Roman"/>
+          <w:b w:val="false"/>
+          <w:bCs w:val="false"/>
+          <w:sz w:val="21"/>
+          <w:szCs w:val="21"/>
+        </w:rPr>
+        <w:t xml:space="preserve"> Исполнитель — </w:t>
+      </w:r>
+      <w:r>
+        <w:rPr>
+          <w:rFonts w:ascii="Times New Roman" w:cs="Times New Roman" w:eastAsia="Times New Roman" w:hAnsi="Times New Roman"/>
+          <w:b/>
+          <w:bCs/>
+          <w:sz w:val="21"/>
+          <w:szCs w:val="21"/>
+        </w:rPr>
+        <w:t xml:space="preserve">Индивидуальный предприниматель «STUDYSTORIES.APP»</w:t>
+      </w:r>
+      <w:r>
+        <w:rPr>
+          <w:rFonts w:ascii="Times New Roman" w:cs="Times New Roman" w:eastAsia="Times New Roman" w:hAnsi="Times New Roman"/>
+          <w:b w:val="false"/>
+          <w:bCs w:val="false"/>
+          <w:sz w:val="21"/>
+          <w:szCs w:val="21"/>
+        </w:rPr>
+        <w:t xml:space="preserve">, БИН 880607300110, в лице руководителя Цая Платона Леонидовича. </w:t>
+      </w:r>
+      <w:r>
+        <w:rPr>
+          <w:rFonts w:ascii="Times New Roman" w:cs="Times New Roman" w:eastAsia="Times New Roman" w:hAnsi="Times New Roman"/>
+          <w:b/>
+          <w:bCs/>
+          <w:sz w:val="21"/>
+          <w:szCs w:val="21"/>
+        </w:rPr>
+        <w:t xml:space="preserve">«Pllato» — коммерческое обозначение (бренд), под которым ИП «STUDYSTORIES.APP» осуществляет свою деятельность</w:t>
+      </w:r>
+      <w:r>
+        <w:rPr>
+          <w:rFonts w:ascii="Times New Roman" w:cs="Times New Roman" w:eastAsia="Times New Roman" w:hAnsi="Times New Roman"/>
+          <w:b w:val="false"/>
+          <w:bCs w:val="false"/>
+          <w:sz w:val="21"/>
+          <w:szCs w:val="21"/>
+        </w:rPr>
+        <w:t xml:space="preserve">; упоминание «Pllato» в настоящем документе, в переписке и в любых сопутствующих материалах означает указанное индивидуальное предприятие. Заказчик — Мушекбаев Адиль Серикханович. Настоящее Техническое задание является Приложением № 1 к Договору № PL-260910-1 от 10 сентября 2026 года и его неотъемлемой частью; при расхождении формулировок применяются условия Договора.</w:t>
       </w:r>
     </w:p>
     <w:p>
@@ -2100,6 +2228,63 @@
           <w:szCs w:val="21"/>
         </w:rPr>
         <w:t xml:space="preserve"> (следующий круг развития, по отдельному согласованию): AI-агент подбора бокса в нерабочее время, аукционы невыкупленных боксов, WhatsApp-звонки, кубометры как единица тарификации, промокоды и программа лояльности, страхование хранимого имущества.</w:t>
+      </w:r>
+    </w:p>
+    <w:p>
+      <w:pPr>
+        <w:spacing w:after="80" w:line="264"/>
+        <w:ind w:left="480" w:hanging="480"/>
+        <w:jc w:val="both"/>
+      </w:pPr>
+      <w:r>
+        <w:rPr>
+          <w:rFonts w:ascii="Times New Roman" w:cs="Times New Roman" w:eastAsia="Times New Roman" w:hAnsi="Times New Roman"/>
+          <w:b/>
+          <w:bCs/>
+          <w:sz w:val="21"/>
+          <w:szCs w:val="21"/>
+        </w:rPr>
+        <w:t xml:space="preserve">4.	</w:t>
+      </w:r>
+      <w:r>
+        <w:rPr>
+          <w:rFonts w:ascii="Times New Roman" w:cs="Times New Roman" w:eastAsia="Times New Roman" w:hAnsi="Times New Roman"/>
+          <w:b/>
+          <w:bCs/>
+          <w:sz w:val="21"/>
+          <w:szCs w:val="21"/>
+        </w:rPr>
+        <w:t xml:space="preserve">Просрочка сроков Исполнителем.</w:t>
+      </w:r>
+      <w:r>
+        <w:rPr>
+          <w:rFonts w:ascii="Times New Roman" w:cs="Times New Roman" w:eastAsia="Times New Roman" w:hAnsi="Times New Roman"/>
+          <w:b w:val="false"/>
+          <w:bCs w:val="false"/>
+          <w:sz w:val="21"/>
+          <w:szCs w:val="21"/>
+        </w:rPr>
+        <w:t xml:space="preserve"> Ответственность за нарушение срока работ установлена п. 10.4 Договора: неустойка </w:t>
+      </w:r>
+      <w:r>
+        <w:rPr>
+          <w:rFonts w:ascii="Times New Roman" w:cs="Times New Roman" w:eastAsia="Times New Roman" w:hAnsi="Times New Roman"/>
+          <w:b/>
+          <w:bCs/>
+          <w:sz w:val="21"/>
+          <w:szCs w:val="21"/>
+        </w:rPr>
+        <w:t xml:space="preserve">0,5% от общей стоимости работ за каждый календарный день просрочки, но не более 5% от общей стоимости</w:t>
+      </w:r>
+      <w:r>
+        <w:rPr>
+          <w:rFonts w:ascii="Times New Roman" w:cs="Times New Roman" w:eastAsia="Times New Roman" w:hAnsi="Times New Roman"/>
+          <w:b w:val="false"/>
+          <w:bCs w:val="false"/>
+          <w:sz w:val="21"/>
+          <w:szCs w:val="21"/>
+        </w:rPr>
+        <w:t xml:space="preserve">. Периоды, вызванные непредоставлением Заказчиком данных, доступов, оборудования или согласований, а также ограничениями сторонних сервисов, при исчислении неустойки не учитываются и соразмерно продлевают срок.</w:t>
       </w:r>
     </w:p>
     <w:tbl>
@@ -2149,7 +2334,7 @@
                 <w:sz w:val="21"/>
                 <w:szCs w:val="21"/>
               </w:rPr>
-              <w:t xml:space="preserve">Исполнитель · Pllato</w:t>
+              <w:t xml:space="preserve">Исполнитель · ИП «STUDYSTORIES.APP» (бренд Pllato)</w:t>
             </w:r>
           </w:p>
           <w:p>
@@ -2204,7 +2389,7 @@
                 <w:sz w:val="21"/>
                 <w:szCs w:val="21"/>
               </w:rPr>
-              <w:t xml:space="preserve">Заказчик</w:t>
+              <w:t xml:space="preserve">Заказчик · Мушекбаев А. С.</w:t>
             </w:r>
           </w:p>
           <w:p>
@@ -2299,7 +2484,7 @@
         <w:sz w:val="16"/>
         <w:szCs w:val="16"/>
       </w:rPr>
-      <w:t xml:space="preserve">Техническое задание · приложение к договору № PL-260910-1 · стр. </w:t>
+      <w:t xml:space="preserve">Техническое задание · приложение № 1 к договору № PL-260910-1 · стр. </w:t>
     </w:r>
     <w:r>
       <w:rPr>

--- a/app/tz-zipsklad.docx
+++ b/app/tz-zipsklad.docx
@@ -503,7 +503,7 @@
           <w:sz w:val="21"/>
           <w:szCs w:val="21"/>
         </w:rPr>
-        <w:t xml:space="preserve">, БИН 880607300110, в лице руководителя Цая Платона Леонидовича. </w:t>
+        <w:t xml:space="preserve">, БИН 880607300110, в лице руководителя Цай Платона Львовича. </w:t>
       </w:r>
       <w:r>
         <w:rPr>
